--- a/Prepreneurship LMS - Teacher Guide.docx
+++ b/Prepreneurship LMS - Teacher Guide.docx
@@ -1333,7 +1333,7 @@
         <w:pStyle w:val="ListNumber"/>
       </w:pPr>
       <w:r>
-        <w:t>Open the class and choose to set the meeting link.</w:t>
+        <w:t>Open the class from Courses — or from Sections, where each subject in the class has its own Meeting link column beside its teacher.</w:t>
       </w:r>
     </w:p>
     <w:p>

--- a/Prepreneurship LMS - Teacher Guide.docx
+++ b/Prepreneurship LMS - Teacher Guide.docx
@@ -111,7 +111,7 @@
                 <w:b/>
                 <w:sz w:val="20"/>
               </w:rPr>
-              <w:t>Section</w:t>
+              <w:t>Batch</w:t>
             </w:r>
           </w:p>
         </w:tc>
@@ -621,7 +621,7 @@
               <w:rPr>
                 <w:sz w:val="20"/>
               </w:rPr>
-              <w:t>A section with no teacher assigned is invisible to every teacher, so nobody takes the register. If your timetable looks empty, this is almost always why.</w:t>
+              <w:t>A batch with no teacher assigned is invisible to every teacher, so nobody takes the register. If your timetable looks empty, this is almost always why.</w:t>
             </w:r>
           </w:p>
         </w:tc>
@@ -1333,7 +1333,7 @@
         <w:pStyle w:val="ListNumber"/>
       </w:pPr>
       <w:r>
-        <w:t>Open the class from Courses — or from Sections, where each subject in the class has its own Meeting link column beside its teacher.</w:t>
+        <w:t>Open the class from Courses — or from Batches, where each subject in the class has its own Meeting link column beside its teacher.</w:t>
       </w:r>
     </w:p>
     <w:p>
@@ -1517,7 +1517,7 @@
         <w:pStyle w:val="ListNumber"/>
       </w:pPr>
       <w:r>
-        <w:t>Choose the audience: one of your subjects, or a whole section.</w:t>
+        <w:t>Choose the audience: one of your subjects, or a whole batch.</w:t>
       </w:r>
     </w:p>
     <w:p>
